--- a/data/revised_2026-10_full/outputs/v2/Maths/SS1.3_Quadratic_Equations/Mathematics_Quadratic_Equations_CBE_LessonSequence.docx
+++ b/data/revised_2026-10_full/outputs/v2/Maths/SS1.3_Quadratic_Equations/Mathematics_Quadratic_Equations_CBE_LessonSequence.docx
@@ -2598,7 +2598,7 @@
         </w:rPr>
         <w:t xml:space="preserve">© 2026 SeaVuria and ARES. This work is licensed under a </w:t>
       </w:r>
-      <w:hyperlink w:history="1" r:id="rIdo_xizkhgcnspkcmy6jok-">
+      <w:hyperlink w:history="1" r:id="rId2_a6lelinzdx14ebblzt6">
         <w:r>
           <w:rPr>
             <w:rFonts w:ascii="Arial" w:cs="Arial" w:eastAsia="Arial" w:hAnsi="Arial"/>
@@ -2618,7 +2618,7 @@
         </w:rPr>
         <w:t xml:space="preserve"> (</w:t>
       </w:r>
-      <w:hyperlink w:history="1" r:id="rId3sgskix_c4o06ff-oawc6">
+      <w:hyperlink w:history="1" r:id="rIdyijporvlfeamywhae-m3k">
         <w:r>
           <w:rPr>
             <w:rFonts w:ascii="Arial" w:cs="Arial" w:eastAsia="Arial" w:hAnsi="Arial"/>
@@ -2638,7 +2638,7 @@
         </w:rPr>
         <w:t xml:space="preserve">). To view a copy of this license, visit </w:t>
       </w:r>
-      <w:hyperlink w:history="1" r:id="rIdkgr2od6snbfdepfxhs8i5">
+      <w:hyperlink w:history="1" r:id="rIdfbohxdcdyx62pp8b5rn3r">
         <w:r>
           <w:rPr>
             <w:rFonts w:ascii="Arial" w:cs="Arial" w:eastAsia="Arial" w:hAnsi="Arial"/>
@@ -3677,7 +3677,7 @@
             <w:pPr>
               <w:spacing w:after="20" w:before="0"/>
             </w:pPr>
-            <w:hyperlink w:history="1" r:id="rId2n9cleclpz0rkdd9vwhsm">
+            <w:hyperlink w:history="1" r:id="rIdzifrarlhlnhnxerosindo">
               <w:r>
                 <w:rPr>
                   <w:rFonts w:ascii="Arial" w:cs="Arial" w:eastAsia="Arial" w:hAnsi="Arial"/>
@@ -3726,7 +3726,7 @@
               <w:spacing w:after="10" w:before="0"/>
               <w:ind w:left="120"/>
             </w:pPr>
-            <w:hyperlink w:history="1" r:id="rId0a4vh8y2gpjwqsgelfc4q">
+            <w:hyperlink w:history="1" r:id="rIdbolpnk2wtlscl0rvf-brd">
               <w:r>
                 <w:rPr>
                   <w:rFonts w:ascii="Arial" w:cs="Arial" w:eastAsia="Arial" w:hAnsi="Arial"/>
@@ -3771,7 +3771,7 @@
             <w:pPr>
               <w:spacing w:after="20" w:before="0"/>
             </w:pPr>
-            <w:hyperlink w:history="1" r:id="rIdofaei0evgvmjf4xv6z9v2">
+            <w:hyperlink w:history="1" r:id="rIdtwq0l-1vfxiz6wo5zb2xi">
               <w:r>
                 <w:rPr>
                   <w:rFonts w:ascii="Arial" w:cs="Arial" w:eastAsia="Arial" w:hAnsi="Arial"/>
@@ -3820,7 +3820,7 @@
               <w:spacing w:after="10" w:before="0"/>
               <w:ind w:left="120"/>
             </w:pPr>
-            <w:hyperlink w:history="1" r:id="rIdpwp09u4thjo5e2ltuqnx6">
+            <w:hyperlink w:history="1" r:id="rIdu21pztxzuu57jvdvtjqil">
               <w:r>
                 <w:rPr>
                   <w:rFonts w:ascii="Arial" w:cs="Arial" w:eastAsia="Arial" w:hAnsi="Arial"/>
@@ -4020,7 +4020,7 @@
             <w:pPr>
               <w:spacing w:after="20" w:before="0"/>
             </w:pPr>
-            <w:hyperlink w:history="1" r:id="rIdiga_biwem-3i_f6obifmz">
+            <w:hyperlink w:history="1" r:id="rIdlyc_zsa8sstjupg3pba3y">
               <w:r>
                 <w:rPr>
                   <w:rFonts w:ascii="Arial" w:cs="Arial" w:eastAsia="Arial" w:hAnsi="Arial"/>
@@ -4069,7 +4069,7 @@
               <w:spacing w:after="10" w:before="0"/>
               <w:ind w:left="120"/>
             </w:pPr>
-            <w:hyperlink w:history="1" r:id="rIdlk3fk27bgchl4fds5mih5">
+            <w:hyperlink w:history="1" r:id="rIdznvzncvb76l4z-jbgkdop">
               <w:r>
                 <w:rPr>
                   <w:rFonts w:ascii="Arial" w:cs="Arial" w:eastAsia="Arial" w:hAnsi="Arial"/>
@@ -4114,7 +4114,7 @@
             <w:pPr>
               <w:spacing w:after="20" w:before="0"/>
             </w:pPr>
-            <w:hyperlink w:history="1" r:id="rIdf_wmlijpbozorenxoyaye">
+            <w:hyperlink w:history="1" r:id="rId6etde3oypfdwuiqtxlzm_">
               <w:r>
                 <w:rPr>
                   <w:rFonts w:ascii="Arial" w:cs="Arial" w:eastAsia="Arial" w:hAnsi="Arial"/>
@@ -4163,7 +4163,7 @@
               <w:spacing w:after="10" w:before="0"/>
               <w:ind w:left="120"/>
             </w:pPr>
-            <w:hyperlink w:history="1" r:id="rIdmakq-_d4q7rmfssomrmei">
+            <w:hyperlink w:history="1" r:id="rIdr26zvg9w5gxcb39shwjtw">
               <w:r>
                 <w:rPr>
                   <w:rFonts w:ascii="Arial" w:cs="Arial" w:eastAsia="Arial" w:hAnsi="Arial"/>
@@ -4363,7 +4363,7 @@
             <w:pPr>
               <w:spacing w:after="20" w:before="0"/>
             </w:pPr>
-            <w:hyperlink w:history="1" r:id="rIddlkq0nqzbi3giji8brzef">
+            <w:hyperlink w:history="1" r:id="rIdkrezogoanw4ssrlb_vpr3">
               <w:r>
                 <w:rPr>
                   <w:rFonts w:ascii="Arial" w:cs="Arial" w:eastAsia="Arial" w:hAnsi="Arial"/>
@@ -4412,7 +4412,7 @@
               <w:spacing w:after="10" w:before="0"/>
               <w:ind w:left="120"/>
             </w:pPr>
-            <w:hyperlink w:history="1" r:id="rId0tmeiqt20x3kneklaks5i">
+            <w:hyperlink w:history="1" r:id="rId4srjqqfoaewfmc6gvt2we">
               <w:r>
                 <w:rPr>
                   <w:rFonts w:ascii="Arial" w:cs="Arial" w:eastAsia="Arial" w:hAnsi="Arial"/>
@@ -4457,7 +4457,7 @@
             <w:pPr>
               <w:spacing w:after="20" w:before="0"/>
             </w:pPr>
-            <w:hyperlink w:history="1" r:id="rIdlpjapc3gqe2srqrxb5fbc">
+            <w:hyperlink w:history="1" r:id="rIdbx_5c-vgyj8zrug2qo4bk">
               <w:r>
                 <w:rPr>
                   <w:rFonts w:ascii="Arial" w:cs="Arial" w:eastAsia="Arial" w:hAnsi="Arial"/>
@@ -4506,7 +4506,7 @@
               <w:spacing w:after="10" w:before="0"/>
               <w:ind w:left="120"/>
             </w:pPr>
-            <w:hyperlink w:history="1" r:id="rIdch1xg6vvndfq1jz8bl7ps">
+            <w:hyperlink w:history="1" r:id="rIdkgebtnvsbf4lli2dmrevb">
               <w:r>
                 <w:rPr>
                   <w:rFonts w:ascii="Arial" w:cs="Arial" w:eastAsia="Arial" w:hAnsi="Arial"/>
@@ -4706,7 +4706,7 @@
             <w:pPr>
               <w:spacing w:after="20" w:before="0"/>
             </w:pPr>
-            <w:hyperlink w:history="1" r:id="rIdohw_wjwy9imzfcxwwuemw">
+            <w:hyperlink w:history="1" r:id="rIdqy-schknuiv666yivim7_">
               <w:r>
                 <w:rPr>
                   <w:rFonts w:ascii="Arial" w:cs="Arial" w:eastAsia="Arial" w:hAnsi="Arial"/>
@@ -4755,7 +4755,7 @@
               <w:spacing w:after="10" w:before="0"/>
               <w:ind w:left="120"/>
             </w:pPr>
-            <w:hyperlink w:history="1" r:id="rIddmwvdvq730w5cfo-p9gdy">
+            <w:hyperlink w:history="1" r:id="rIdimostfcy0yyte9kd_rj-z">
               <w:r>
                 <w:rPr>
                   <w:rFonts w:ascii="Arial" w:cs="Arial" w:eastAsia="Arial" w:hAnsi="Arial"/>
@@ -4800,7 +4800,7 @@
             <w:pPr>
               <w:spacing w:after="20" w:before="0"/>
             </w:pPr>
-            <w:hyperlink w:history="1" r:id="rIdbpmwuhpgdogj7-7djioll">
+            <w:hyperlink w:history="1" r:id="rIdgp0dablrx0wbfvckzbqds">
               <w:r>
                 <w:rPr>
                   <w:rFonts w:ascii="Arial" w:cs="Arial" w:eastAsia="Arial" w:hAnsi="Arial"/>
@@ -4849,7 +4849,7 @@
               <w:spacing w:after="10" w:before="0"/>
               <w:ind w:left="120"/>
             </w:pPr>
-            <w:hyperlink w:history="1" r:id="rIdjcxoxgfb6yaz6wqqgtaku">
+            <w:hyperlink w:history="1" r:id="rIdfweejsnc1gfiqm1d9gjgp">
               <w:r>
                 <w:rPr>
                   <w:rFonts w:ascii="Arial" w:cs="Arial" w:eastAsia="Arial" w:hAnsi="Arial"/>
@@ -5049,7 +5049,7 @@
             <w:pPr>
               <w:spacing w:after="20" w:before="0"/>
             </w:pPr>
-            <w:hyperlink w:history="1" r:id="rIdloclsgkxue9ivbpwf0lb-">
+            <w:hyperlink w:history="1" r:id="rId2ooknjdkdb6yc6hbaie3a">
               <w:r>
                 <w:rPr>
                   <w:rFonts w:ascii="Arial" w:cs="Arial" w:eastAsia="Arial" w:hAnsi="Arial"/>
@@ -5098,7 +5098,7 @@
               <w:spacing w:after="10" w:before="0"/>
               <w:ind w:left="120"/>
             </w:pPr>
-            <w:hyperlink w:history="1" r:id="rIdfya8brepdt1quhwzkpohm">
+            <w:hyperlink w:history="1" r:id="rId1q0yjoycjlo_e4b832zo2">
               <w:r>
                 <w:rPr>
                   <w:rFonts w:ascii="Arial" w:cs="Arial" w:eastAsia="Arial" w:hAnsi="Arial"/>
@@ -5143,7 +5143,7 @@
             <w:pPr>
               <w:spacing w:after="20" w:before="0"/>
             </w:pPr>
-            <w:hyperlink w:history="1" r:id="rIdg2dk68ccedjqhv2yyfnwa">
+            <w:hyperlink w:history="1" r:id="rIdhezzdogmerf1blleatjew">
               <w:r>
                 <w:rPr>
                   <w:rFonts w:ascii="Arial" w:cs="Arial" w:eastAsia="Arial" w:hAnsi="Arial"/>
@@ -5192,7 +5192,7 @@
               <w:spacing w:after="10" w:before="0"/>
               <w:ind w:left="120"/>
             </w:pPr>
-            <w:hyperlink w:history="1" r:id="rIdevm7dduepqzryqzr3_jg6">
+            <w:hyperlink w:history="1" r:id="rIdyze70wu8quaqfml4e7w9-">
               <w:r>
                 <w:rPr>
                   <w:rFonts w:ascii="Arial" w:cs="Arial" w:eastAsia="Arial" w:hAnsi="Arial"/>
@@ -5717,7 +5717,7 @@
         </w:rPr>
         <w:t xml:space="preserve">© 2026 SeaVuria and ARES. Aligned with KICD objectives. Developed by SeaVuria; technical implementation by ARES (with AI assistance from Claude). Licensed under </w:t>
       </w:r>
-      <w:hyperlink w:history="1" r:id="rIdltvntkoe0pxyia0si1erz">
+      <w:hyperlink w:history="1" r:id="rIda9j2adealbzycl3si4tho">
         <w:r>
           <w:rPr>
             <w:rFonts w:ascii="Arial" w:cs="Arial" w:eastAsia="Arial" w:hAnsi="Arial"/>
@@ -5738,7 +5738,7 @@
         </w:rPr>
         <w:t xml:space="preserve"> (</w:t>
       </w:r>
-      <w:hyperlink w:history="1" r:id="rIdlky9hgqpjmnecfgxf_mkk">
+      <w:hyperlink w:history="1" r:id="rIdjftoyg4jdermse0dwkcuf">
         <w:r>
           <w:rPr>
             <w:rFonts w:ascii="Arial" w:cs="Arial" w:eastAsia="Arial" w:hAnsi="Arial"/>
@@ -6778,7 +6778,7 @@
             <w:pPr>
               <w:spacing w:after="20" w:before="0"/>
             </w:pPr>
-            <w:hyperlink w:history="1" r:id="rIdk3pbsqrrpfxwrzmwfj-e4">
+            <w:hyperlink w:history="1" r:id="rIdvgchdo7136co5pjhxhoe-">
               <w:r>
                 <w:rPr>
                   <w:rFonts w:ascii="Arial" w:cs="Arial" w:eastAsia="Arial" w:hAnsi="Arial"/>
@@ -6811,7 +6811,7 @@
               <w:spacing w:after="10" w:before="0"/>
               <w:ind w:left="120"/>
             </w:pPr>
-            <w:hyperlink w:history="1" r:id="rIdsz8wlqyqmhsvs3fngzo3d">
+            <w:hyperlink w:history="1" r:id="rIdjdkwuhtx-8_umq0m1bm_x">
               <w:r>
                 <w:rPr>
                   <w:rFonts w:ascii="Arial" w:cs="Arial" w:eastAsia="Arial" w:hAnsi="Arial"/>
@@ -6856,7 +6856,7 @@
             <w:pPr>
               <w:spacing w:after="20" w:before="0"/>
             </w:pPr>
-            <w:hyperlink w:history="1" r:id="rId7hutpput67k4hkff28h3f">
+            <w:hyperlink w:history="1" r:id="rIdslmav_us6nhcw63coxgxu">
               <w:r>
                 <w:rPr>
                   <w:rFonts w:ascii="Arial" w:cs="Arial" w:eastAsia="Arial" w:hAnsi="Arial"/>
@@ -6889,7 +6889,7 @@
               <w:spacing w:after="10" w:before="0"/>
               <w:ind w:left="120"/>
             </w:pPr>
-            <w:hyperlink w:history="1" r:id="rId-z_kbdb7j2sdw_m003k7r">
+            <w:hyperlink w:history="1" r:id="rId8jx75aztvm3wxxktftqbi">
               <w:r>
                 <w:rPr>
                   <w:rFonts w:ascii="Arial" w:cs="Arial" w:eastAsia="Arial" w:hAnsi="Arial"/>
@@ -7089,7 +7089,7 @@
             <w:pPr>
               <w:spacing w:after="20" w:before="0"/>
             </w:pPr>
-            <w:hyperlink w:history="1" r:id="rIdfauxamkksrihv2un_ikyb">
+            <w:hyperlink w:history="1" r:id="rIdayijim8p0hq6s3hfnbiim">
               <w:r>
                 <w:rPr>
                   <w:rFonts w:ascii="Arial" w:cs="Arial" w:eastAsia="Arial" w:hAnsi="Arial"/>
@@ -7122,7 +7122,7 @@
               <w:spacing w:after="10" w:before="0"/>
               <w:ind w:left="120"/>
             </w:pPr>
-            <w:hyperlink w:history="1" r:id="rIdgpqghohglp63nblbeviuf">
+            <w:hyperlink w:history="1" r:id="rIdomgz9hb1ifseh7h-4vhps">
               <w:r>
                 <w:rPr>
                   <w:rFonts w:ascii="Arial" w:cs="Arial" w:eastAsia="Arial" w:hAnsi="Arial"/>
@@ -7167,7 +7167,7 @@
             <w:pPr>
               <w:spacing w:after="20" w:before="0"/>
             </w:pPr>
-            <w:hyperlink w:history="1" r:id="rIdzzthsh9lvagamvmiy_sgh">
+            <w:hyperlink w:history="1" r:id="rIdwtwvjnop0licmmpjg9qgv">
               <w:r>
                 <w:rPr>
                   <w:rFonts w:ascii="Arial" w:cs="Arial" w:eastAsia="Arial" w:hAnsi="Arial"/>
@@ -7200,7 +7200,7 @@
               <w:spacing w:after="10" w:before="0"/>
               <w:ind w:left="120"/>
             </w:pPr>
-            <w:hyperlink w:history="1" r:id="rIdv56vcy6oxec2vxq7px-g0">
+            <w:hyperlink w:history="1" r:id="rIdtqv5iepwzggkjwgpeevle">
               <w:r>
                 <w:rPr>
                   <w:rFonts w:ascii="Arial" w:cs="Arial" w:eastAsia="Arial" w:hAnsi="Arial"/>
@@ -7400,7 +7400,7 @@
             <w:pPr>
               <w:spacing w:after="20" w:before="0"/>
             </w:pPr>
-            <w:hyperlink w:history="1" r:id="rIdl08mfzjgxkvh7ehsumebv">
+            <w:hyperlink w:history="1" r:id="rIdtr3zuer7wore46gh9ghaf">
               <w:r>
                 <w:rPr>
                   <w:rFonts w:ascii="Arial" w:cs="Arial" w:eastAsia="Arial" w:hAnsi="Arial"/>
@@ -7433,7 +7433,7 @@
               <w:spacing w:after="10" w:before="0"/>
               <w:ind w:left="120"/>
             </w:pPr>
-            <w:hyperlink w:history="1" r:id="rIdmqolk707nfpa81uqty-yd">
+            <w:hyperlink w:history="1" r:id="rIdnbtjboc3pe3nup4ihdjgw">
               <w:r>
                 <w:rPr>
                   <w:rFonts w:ascii="Arial" w:cs="Arial" w:eastAsia="Arial" w:hAnsi="Arial"/>
@@ -7478,7 +7478,7 @@
             <w:pPr>
               <w:spacing w:after="20" w:before="0"/>
             </w:pPr>
-            <w:hyperlink w:history="1" r:id="rIdwtqjxzqfcynkdkzg7fxvz">
+            <w:hyperlink w:history="1" r:id="rIdkji-dzozg_quscdl01t1q">
               <w:r>
                 <w:rPr>
                   <w:rFonts w:ascii="Arial" w:cs="Arial" w:eastAsia="Arial" w:hAnsi="Arial"/>
@@ -7511,7 +7511,7 @@
               <w:spacing w:after="10" w:before="0"/>
               <w:ind w:left="120"/>
             </w:pPr>
-            <w:hyperlink w:history="1" r:id="rIdqekdf_9wzqp9jgasq3n2m">
+            <w:hyperlink w:history="1" r:id="rId5nxadqzb8-3tzzs6fblwk">
               <w:r>
                 <w:rPr>
                   <w:rFonts w:ascii="Arial" w:cs="Arial" w:eastAsia="Arial" w:hAnsi="Arial"/>
@@ -7711,7 +7711,7 @@
             <w:pPr>
               <w:spacing w:after="20" w:before="0"/>
             </w:pPr>
-            <w:hyperlink w:history="1" r:id="rIdyqciydvaopjoxc4yx0haj">
+            <w:hyperlink w:history="1" r:id="rIdicdyngiwzhantwof5x5y-">
               <w:r>
                 <w:rPr>
                   <w:rFonts w:ascii="Arial" w:cs="Arial" w:eastAsia="Arial" w:hAnsi="Arial"/>
@@ -7744,7 +7744,7 @@
               <w:spacing w:after="10" w:before="0"/>
               <w:ind w:left="120"/>
             </w:pPr>
-            <w:hyperlink w:history="1" r:id="rId10ktmd24n9mnszwakmeav">
+            <w:hyperlink w:history="1" r:id="rIdhv6hh4ar2wzovwjp15bo1">
               <w:r>
                 <w:rPr>
                   <w:rFonts w:ascii="Arial" w:cs="Arial" w:eastAsia="Arial" w:hAnsi="Arial"/>
@@ -7789,7 +7789,7 @@
             <w:pPr>
               <w:spacing w:after="20" w:before="0"/>
             </w:pPr>
-            <w:hyperlink w:history="1" r:id="rId-fbr1rsomc4fbarysxqsb">
+            <w:hyperlink w:history="1" r:id="rIdxackrsgiphmah7rag7e0y">
               <w:r>
                 <w:rPr>
                   <w:rFonts w:ascii="Arial" w:cs="Arial" w:eastAsia="Arial" w:hAnsi="Arial"/>
@@ -7822,7 +7822,7 @@
               <w:spacing w:after="10" w:before="0"/>
               <w:ind w:left="120"/>
             </w:pPr>
-            <w:hyperlink w:history="1" r:id="rIdp9g9ymoihvxtca61i2_ka">
+            <w:hyperlink w:history="1" r:id="rIdlmgfvjrdkxszautvy_swa">
               <w:r>
                 <w:rPr>
                   <w:rFonts w:ascii="Arial" w:cs="Arial" w:eastAsia="Arial" w:hAnsi="Arial"/>
@@ -8022,7 +8022,7 @@
             <w:pPr>
               <w:spacing w:after="20" w:before="0"/>
             </w:pPr>
-            <w:hyperlink w:history="1" r:id="rIde4tj3li5avdwwxdy4d7w4">
+            <w:hyperlink w:history="1" r:id="rIdcfbb_wbccyu2-2s5otkbb">
               <w:r>
                 <w:rPr>
                   <w:rFonts w:ascii="Arial" w:cs="Arial" w:eastAsia="Arial" w:hAnsi="Arial"/>
@@ -8055,7 +8055,7 @@
               <w:spacing w:after="10" w:before="0"/>
               <w:ind w:left="120"/>
             </w:pPr>
-            <w:hyperlink w:history="1" r:id="rIdoehpliuqguxxfkzfjd9_f">
+            <w:hyperlink w:history="1" r:id="rIdxetkktkihcsjuxiyja2ju">
               <w:r>
                 <w:rPr>
                   <w:rFonts w:ascii="Arial" w:cs="Arial" w:eastAsia="Arial" w:hAnsi="Arial"/>
@@ -8100,7 +8100,7 @@
             <w:pPr>
               <w:spacing w:after="20" w:before="0"/>
             </w:pPr>
-            <w:hyperlink w:history="1" r:id="rId03lsicemvmff7yllsr2qe">
+            <w:hyperlink w:history="1" r:id="rIdzgzhwbumfmvvzrvw8lfni">
               <w:r>
                 <w:rPr>
                   <w:rFonts w:ascii="Arial" w:cs="Arial" w:eastAsia="Arial" w:hAnsi="Arial"/>
@@ -8149,7 +8149,7 @@
               <w:spacing w:after="10" w:before="0"/>
               <w:ind w:left="120"/>
             </w:pPr>
-            <w:hyperlink w:history="1" r:id="rId9mgolskeqhwgkllujiije">
+            <w:hyperlink w:history="1" r:id="rIdgnkapvt95cfnhjqv9aywe">
               <w:r>
                 <w:rPr>
                   <w:rFonts w:ascii="Arial" w:cs="Arial" w:eastAsia="Arial" w:hAnsi="Arial"/>
@@ -8674,7 +8674,7 @@
         </w:rPr>
         <w:t xml:space="preserve">© 2026 SeaVuria and ARES. Aligned with KICD objectives. Developed by SeaVuria; technical implementation by ARES (with AI assistance from Claude). Licensed under </w:t>
       </w:r>
-      <w:hyperlink w:history="1" r:id="rIdh9kmft9e5z0pg5h--bhpq">
+      <w:hyperlink w:history="1" r:id="rId-x2z7jj2qa1fry5sldern">
         <w:r>
           <w:rPr>
             <w:rFonts w:ascii="Arial" w:cs="Arial" w:eastAsia="Arial" w:hAnsi="Arial"/>
@@ -8695,7 +8695,7 @@
         </w:rPr>
         <w:t xml:space="preserve"> (</w:t>
       </w:r>
-      <w:hyperlink w:history="1" r:id="rIdx-mt8vtpvxjiyz7amfkao">
+      <w:hyperlink w:history="1" r:id="rId7o9iynbr0aadl14g1cfk3">
         <w:r>
           <w:rPr>
             <w:rFonts w:ascii="Arial" w:cs="Arial" w:eastAsia="Arial" w:hAnsi="Arial"/>
@@ -9735,7 +9735,7 @@
             <w:pPr>
               <w:spacing w:after="20" w:before="0"/>
             </w:pPr>
-            <w:hyperlink w:history="1" r:id="rIdaneegexrpmzga_bgdriph">
+            <w:hyperlink w:history="1" r:id="rId6v3xubok2tikgx22y3fur">
               <w:r>
                 <w:rPr>
                   <w:rFonts w:ascii="Arial" w:cs="Arial" w:eastAsia="Arial" w:hAnsi="Arial"/>
@@ -9768,7 +9768,7 @@
               <w:spacing w:after="10" w:before="0"/>
               <w:ind w:left="120"/>
             </w:pPr>
-            <w:hyperlink w:history="1" r:id="rIdcdlbyxhohbiiivtmhtbwq">
+            <w:hyperlink w:history="1" r:id="rIdegdggiqop8dakjajwjqpi">
               <w:r>
                 <w:rPr>
                   <w:rFonts w:ascii="Arial" w:cs="Arial" w:eastAsia="Arial" w:hAnsi="Arial"/>
@@ -9813,7 +9813,7 @@
             <w:pPr>
               <w:spacing w:after="20" w:before="0"/>
             </w:pPr>
-            <w:hyperlink w:history="1" r:id="rIdzdkiv5hp2kh9ich5idopp">
+            <w:hyperlink w:history="1" r:id="rId5flhy-nj8_e_of6f0d4ga">
               <w:r>
                 <w:rPr>
                   <w:rFonts w:ascii="Arial" w:cs="Arial" w:eastAsia="Arial" w:hAnsi="Arial"/>
@@ -9846,7 +9846,7 @@
               <w:spacing w:after="10" w:before="0"/>
               <w:ind w:left="120"/>
             </w:pPr>
-            <w:hyperlink w:history="1" r:id="rIdfe2vfj_xsydci1sloxj5d">
+            <w:hyperlink w:history="1" r:id="rIdbvxwj3lcv2qh4nfl9ut2q">
               <w:r>
                 <w:rPr>
                   <w:rFonts w:ascii="Arial" w:cs="Arial" w:eastAsia="Arial" w:hAnsi="Arial"/>
@@ -10046,7 +10046,7 @@
             <w:pPr>
               <w:spacing w:after="20" w:before="0"/>
             </w:pPr>
-            <w:hyperlink w:history="1" r:id="rIdggxtrqb5ijzqruuqf_zta">
+            <w:hyperlink w:history="1" r:id="rId6ftjzccqqt_if76xzw8pd">
               <w:r>
                 <w:rPr>
                   <w:rFonts w:ascii="Arial" w:cs="Arial" w:eastAsia="Arial" w:hAnsi="Arial"/>
@@ -10079,7 +10079,7 @@
               <w:spacing w:after="10" w:before="0"/>
               <w:ind w:left="120"/>
             </w:pPr>
-            <w:hyperlink w:history="1" r:id="rIdbe89eadh8hxys4_pdiejr">
+            <w:hyperlink w:history="1" r:id="rId2ewoj8l2z5kvr8mboub_q">
               <w:r>
                 <w:rPr>
                   <w:rFonts w:ascii="Arial" w:cs="Arial" w:eastAsia="Arial" w:hAnsi="Arial"/>
@@ -10124,7 +10124,7 @@
             <w:pPr>
               <w:spacing w:after="20" w:before="0"/>
             </w:pPr>
-            <w:hyperlink w:history="1" r:id="rIdefrc2uig4ga69yt1zlgtx">
+            <w:hyperlink w:history="1" r:id="rIdninpnbyyig6qlgpopxie_">
               <w:r>
                 <w:rPr>
                   <w:rFonts w:ascii="Arial" w:cs="Arial" w:eastAsia="Arial" w:hAnsi="Arial"/>
@@ -10157,7 +10157,7 @@
               <w:spacing w:after="10" w:before="0"/>
               <w:ind w:left="120"/>
             </w:pPr>
-            <w:hyperlink w:history="1" r:id="rId5fpa69lc8jnnhb-cquxgu">
+            <w:hyperlink w:history="1" r:id="rIdalurgkau837xsi6p9_s8v">
               <w:r>
                 <w:rPr>
                   <w:rFonts w:ascii="Arial" w:cs="Arial" w:eastAsia="Arial" w:hAnsi="Arial"/>
@@ -10357,7 +10357,7 @@
             <w:pPr>
               <w:spacing w:after="20" w:before="0"/>
             </w:pPr>
-            <w:hyperlink w:history="1" r:id="rId8dftka-orsqebqe7bq5i1">
+            <w:hyperlink w:history="1" r:id="rIdeemtxf442tdlz_shbziuj">
               <w:r>
                 <w:rPr>
                   <w:rFonts w:ascii="Arial" w:cs="Arial" w:eastAsia="Arial" w:hAnsi="Arial"/>
@@ -10390,7 +10390,7 @@
               <w:spacing w:after="10" w:before="0"/>
               <w:ind w:left="120"/>
             </w:pPr>
-            <w:hyperlink w:history="1" r:id="rIdizwiqxjklziirsjbo38ph">
+            <w:hyperlink w:history="1" r:id="rIdmhuvktfldiw5y1c4p14ha">
               <w:r>
                 <w:rPr>
                   <w:rFonts w:ascii="Arial" w:cs="Arial" w:eastAsia="Arial" w:hAnsi="Arial"/>
@@ -10435,7 +10435,7 @@
             <w:pPr>
               <w:spacing w:after="20" w:before="0"/>
             </w:pPr>
-            <w:hyperlink w:history="1" r:id="rIdhrkt6yobrbifehrodkjk4">
+            <w:hyperlink w:history="1" r:id="rIdd-jb3fzcxrh7la1yidrco">
               <w:r>
                 <w:rPr>
                   <w:rFonts w:ascii="Arial" w:cs="Arial" w:eastAsia="Arial" w:hAnsi="Arial"/>
@@ -10468,7 +10468,7 @@
               <w:spacing w:after="10" w:before="0"/>
               <w:ind w:left="120"/>
             </w:pPr>
-            <w:hyperlink w:history="1" r:id="rIddee9wetjprnpwum_vio5o">
+            <w:hyperlink w:history="1" r:id="rIdtzwl42yhjfiadw9nllz_l">
               <w:r>
                 <w:rPr>
                   <w:rFonts w:ascii="Arial" w:cs="Arial" w:eastAsia="Arial" w:hAnsi="Arial"/>
@@ -10668,7 +10668,7 @@
             <w:pPr>
               <w:spacing w:after="20" w:before="0"/>
             </w:pPr>
-            <w:hyperlink w:history="1" r:id="rId2wwpyrbe5hipa7isym_wg">
+            <w:hyperlink w:history="1" r:id="rId1twyyj_8tsctcn0db6lna">
               <w:r>
                 <w:rPr>
                   <w:rFonts w:ascii="Arial" w:cs="Arial" w:eastAsia="Arial" w:hAnsi="Arial"/>
@@ -10701,7 +10701,7 @@
               <w:spacing w:after="10" w:before="0"/>
               <w:ind w:left="120"/>
             </w:pPr>
-            <w:hyperlink w:history="1" r:id="rIdkoq9xnowktmzunzzoy-hu">
+            <w:hyperlink w:history="1" r:id="rIdh_rvoviqk-ua0tgsa7jy4">
               <w:r>
                 <w:rPr>
                   <w:rFonts w:ascii="Arial" w:cs="Arial" w:eastAsia="Arial" w:hAnsi="Arial"/>
@@ -10746,7 +10746,7 @@
             <w:pPr>
               <w:spacing w:after="20" w:before="0"/>
             </w:pPr>
-            <w:hyperlink w:history="1" r:id="rIddpt5uiucsmtq0rpam0pu8">
+            <w:hyperlink w:history="1" r:id="rIdhvwqf1pi_3c94kbf8wbco">
               <w:r>
                 <w:rPr>
                   <w:rFonts w:ascii="Arial" w:cs="Arial" w:eastAsia="Arial" w:hAnsi="Arial"/>
@@ -10779,7 +10779,7 @@
               <w:spacing w:after="10" w:before="0"/>
               <w:ind w:left="120"/>
             </w:pPr>
-            <w:hyperlink w:history="1" r:id="rIdpvcel6_y3dv1eq70p6jpg">
+            <w:hyperlink w:history="1" r:id="rIdtdqrofz-b_xfyuq2epiur">
               <w:r>
                 <w:rPr>
                   <w:rFonts w:ascii="Arial" w:cs="Arial" w:eastAsia="Arial" w:hAnsi="Arial"/>
@@ -10979,7 +10979,7 @@
             <w:pPr>
               <w:spacing w:after="20" w:before="0"/>
             </w:pPr>
-            <w:hyperlink w:history="1" r:id="rIduontfg9h5mpy1xvgwftzz">
+            <w:hyperlink w:history="1" r:id="rIdopxp9jrh-pmljk9rprbaj">
               <w:r>
                 <w:rPr>
                   <w:rFonts w:ascii="Arial" w:cs="Arial" w:eastAsia="Arial" w:hAnsi="Arial"/>
@@ -11028,7 +11028,7 @@
               <w:spacing w:after="10" w:before="0"/>
               <w:ind w:left="120"/>
             </w:pPr>
-            <w:hyperlink w:history="1" r:id="rIduk0te3asftnobke27dd7j">
+            <w:hyperlink w:history="1" r:id="rIddqgqkweudjj40wqwgvw3p">
               <w:r>
                 <w:rPr>
                   <w:rFonts w:ascii="Arial" w:cs="Arial" w:eastAsia="Arial" w:hAnsi="Arial"/>
@@ -11073,7 +11073,7 @@
             <w:pPr>
               <w:spacing w:after="20" w:before="0"/>
             </w:pPr>
-            <w:hyperlink w:history="1" r:id="rId6e5qpealsmnreiv4zmsjh">
+            <w:hyperlink w:history="1" r:id="rIdjbyxaoazgj5w9bqhus9n-">
               <w:r>
                 <w:rPr>
                   <w:rFonts w:ascii="Arial" w:cs="Arial" w:eastAsia="Arial" w:hAnsi="Arial"/>
@@ -11106,7 +11106,7 @@
               <w:spacing w:after="10" w:before="0"/>
               <w:ind w:left="120"/>
             </w:pPr>
-            <w:hyperlink w:history="1" r:id="rIdbamzd4fmr5-vpj0v1jwqf">
+            <w:hyperlink w:history="1" r:id="rIdri-wkigjkjkaautypurcp">
               <w:r>
                 <w:rPr>
                   <w:rFonts w:ascii="Arial" w:cs="Arial" w:eastAsia="Arial" w:hAnsi="Arial"/>
@@ -11631,7 +11631,7 @@
         </w:rPr>
         <w:t xml:space="preserve">© 2026 SeaVuria and ARES. Aligned with KICD objectives. Developed by SeaVuria; technical implementation by ARES (with AI assistance from Claude). Licensed under </w:t>
       </w:r>
-      <w:hyperlink w:history="1" r:id="rIdlvnecizj45gnidmxumet9">
+      <w:hyperlink w:history="1" r:id="rIdj_och6o-qtrxmhe8oenuj">
         <w:r>
           <w:rPr>
             <w:rFonts w:ascii="Arial" w:cs="Arial" w:eastAsia="Arial" w:hAnsi="Arial"/>
@@ -11652,7 +11652,7 @@
         </w:rPr>
         <w:t xml:space="preserve"> (</w:t>
       </w:r>
-      <w:hyperlink w:history="1" r:id="rIdj7sjox7xktuzqgvmirz9x">
+      <w:hyperlink w:history="1" r:id="rIdect31g7mpiwnwh8i9cd1c">
         <w:r>
           <w:rPr>
             <w:rFonts w:ascii="Arial" w:cs="Arial" w:eastAsia="Arial" w:hAnsi="Arial"/>
@@ -12692,7 +12692,7 @@
             <w:pPr>
               <w:spacing w:after="20" w:before="0"/>
             </w:pPr>
-            <w:hyperlink w:history="1" r:id="rIdazvqrvgj2xdowglrfig0t">
+            <w:hyperlink w:history="1" r:id="rIdtuo3e9xo0vwikcwxunleu">
               <w:r>
                 <w:rPr>
                   <w:rFonts w:ascii="Arial" w:cs="Arial" w:eastAsia="Arial" w:hAnsi="Arial"/>
@@ -12725,7 +12725,7 @@
               <w:spacing w:after="10" w:before="0"/>
               <w:ind w:left="120"/>
             </w:pPr>
-            <w:hyperlink w:history="1" r:id="rId6siwcxaokjrzuurov0jik">
+            <w:hyperlink w:history="1" r:id="rIdee8hpx3fqpbfcbeebqlr-">
               <w:r>
                 <w:rPr>
                   <w:rFonts w:ascii="Arial" w:cs="Arial" w:eastAsia="Arial" w:hAnsi="Arial"/>
@@ -12770,7 +12770,7 @@
             <w:pPr>
               <w:spacing w:after="20" w:before="0"/>
             </w:pPr>
-            <w:hyperlink w:history="1" r:id="rIdmzxzomshi6ur4smqk3xnq">
+            <w:hyperlink w:history="1" r:id="rIdufmqhd9ttn2rvlnxgkafz">
               <w:r>
                 <w:rPr>
                   <w:rFonts w:ascii="Arial" w:cs="Arial" w:eastAsia="Arial" w:hAnsi="Arial"/>
@@ -12803,7 +12803,7 @@
               <w:spacing w:after="10" w:before="0"/>
               <w:ind w:left="120"/>
             </w:pPr>
-            <w:hyperlink w:history="1" r:id="rIdaor7hygcc7vcksotxj9e1">
+            <w:hyperlink w:history="1" r:id="rIdtn6hzjhpz5xnhznqy3e8e">
               <w:r>
                 <w:rPr>
                   <w:rFonts w:ascii="Arial" w:cs="Arial" w:eastAsia="Arial" w:hAnsi="Arial"/>
@@ -13003,7 +13003,7 @@
             <w:pPr>
               <w:spacing w:after="20" w:before="0"/>
             </w:pPr>
-            <w:hyperlink w:history="1" r:id="rIdsnlgzpgnio0wyo7usuyub">
+            <w:hyperlink w:history="1" r:id="rIdjqlijvhc24tk6tnzwa8j6">
               <w:r>
                 <w:rPr>
                   <w:rFonts w:ascii="Arial" w:cs="Arial" w:eastAsia="Arial" w:hAnsi="Arial"/>
@@ -13036,7 +13036,7 @@
               <w:spacing w:after="10" w:before="0"/>
               <w:ind w:left="120"/>
             </w:pPr>
-            <w:hyperlink w:history="1" r:id="rIdwybtetop2mssowukxrhje">
+            <w:hyperlink w:history="1" r:id="rIdt9pn6-_jp3wy4esbtvzv7">
               <w:r>
                 <w:rPr>
                   <w:rFonts w:ascii="Arial" w:cs="Arial" w:eastAsia="Arial" w:hAnsi="Arial"/>
@@ -13081,7 +13081,7 @@
             <w:pPr>
               <w:spacing w:after="20" w:before="0"/>
             </w:pPr>
-            <w:hyperlink w:history="1" r:id="rIdodsjfwunbdpa3buvihfcg">
+            <w:hyperlink w:history="1" r:id="rIdahbax31hsmo6snkstcfp6">
               <w:r>
                 <w:rPr>
                   <w:rFonts w:ascii="Arial" w:cs="Arial" w:eastAsia="Arial" w:hAnsi="Arial"/>
@@ -13114,7 +13114,7 @@
               <w:spacing w:after="10" w:before="0"/>
               <w:ind w:left="120"/>
             </w:pPr>
-            <w:hyperlink w:history="1" r:id="rIdmvhdzapwtkrwtcsbcpk0i">
+            <w:hyperlink w:history="1" r:id="rId-61vsom7vbxylr7bjjmqa">
               <w:r>
                 <w:rPr>
                   <w:rFonts w:ascii="Arial" w:cs="Arial" w:eastAsia="Arial" w:hAnsi="Arial"/>
@@ -13314,7 +13314,7 @@
             <w:pPr>
               <w:spacing w:after="20" w:before="0"/>
             </w:pPr>
-            <w:hyperlink w:history="1" r:id="rIdf61ar879dzslekqquxbcx">
+            <w:hyperlink w:history="1" r:id="rIdurgpwbz4ttyk6rwibinvr">
               <w:r>
                 <w:rPr>
                   <w:rFonts w:ascii="Arial" w:cs="Arial" w:eastAsia="Arial" w:hAnsi="Arial"/>
@@ -13347,7 +13347,7 @@
               <w:spacing w:after="10" w:before="0"/>
               <w:ind w:left="120"/>
             </w:pPr>
-            <w:hyperlink w:history="1" r:id="rIdhnriyntxmsfzm1vsda1hp">
+            <w:hyperlink w:history="1" r:id="rId_ysxefmrp92sgatvkxzbw">
               <w:r>
                 <w:rPr>
                   <w:rFonts w:ascii="Arial" w:cs="Arial" w:eastAsia="Arial" w:hAnsi="Arial"/>
@@ -13392,7 +13392,7 @@
             <w:pPr>
               <w:spacing w:after="20" w:before="0"/>
             </w:pPr>
-            <w:hyperlink w:history="1" r:id="rId1txyxk0rl7rcelzjf9vwv">
+            <w:hyperlink w:history="1" r:id="rIdh_niwoqqhbmfo0aracvyj">
               <w:r>
                 <w:rPr>
                   <w:rFonts w:ascii="Arial" w:cs="Arial" w:eastAsia="Arial" w:hAnsi="Arial"/>
@@ -13441,7 +13441,7 @@
               <w:spacing w:after="10" w:before="0"/>
               <w:ind w:left="120"/>
             </w:pPr>
-            <w:hyperlink w:history="1" r:id="rIdsjagt7mknuhyszvd0ujgi">
+            <w:hyperlink w:history="1" r:id="rIdoovjbitajf6z-q9uvkqmo">
               <w:r>
                 <w:rPr>
                   <w:rFonts w:ascii="Arial" w:cs="Arial" w:eastAsia="Arial" w:hAnsi="Arial"/>
@@ -13641,7 +13641,7 @@
             <w:pPr>
               <w:spacing w:after="20" w:before="0"/>
             </w:pPr>
-            <w:hyperlink w:history="1" r:id="rId6e9y6bgwlurozxd_gnbpp">
+            <w:hyperlink w:history="1" r:id="rIduh5vjp4csccjjwjugsjcs">
               <w:r>
                 <w:rPr>
                   <w:rFonts w:ascii="Arial" w:cs="Arial" w:eastAsia="Arial" w:hAnsi="Arial"/>
@@ -13674,7 +13674,7 @@
               <w:spacing w:after="10" w:before="0"/>
               <w:ind w:left="120"/>
             </w:pPr>
-            <w:hyperlink w:history="1" r:id="rIdwfg6_3y8uqwkd1sxgqmlo">
+            <w:hyperlink w:history="1" r:id="rIdnobdbnnexg5y7lhybmdme">
               <w:r>
                 <w:rPr>
                   <w:rFonts w:ascii="Arial" w:cs="Arial" w:eastAsia="Arial" w:hAnsi="Arial"/>
@@ -13719,7 +13719,7 @@
             <w:pPr>
               <w:spacing w:after="20" w:before="0"/>
             </w:pPr>
-            <w:hyperlink w:history="1" r:id="rIdqwrr-lzp20mfdxn6w0hjk">
+            <w:hyperlink w:history="1" r:id="rIdeeay3w9iyyjacjvkfpxyp">
               <w:r>
                 <w:rPr>
                   <w:rFonts w:ascii="Arial" w:cs="Arial" w:eastAsia="Arial" w:hAnsi="Arial"/>
@@ -13768,7 +13768,7 @@
               <w:spacing w:after="10" w:before="0"/>
               <w:ind w:left="120"/>
             </w:pPr>
-            <w:hyperlink w:history="1" r:id="rIdimku8omh_wu9prdvf2yu6">
+            <w:hyperlink w:history="1" r:id="rIdp_ekrwz721qeuvrtbj1yk">
               <w:r>
                 <w:rPr>
                   <w:rFonts w:ascii="Arial" w:cs="Arial" w:eastAsia="Arial" w:hAnsi="Arial"/>
@@ -13968,7 +13968,7 @@
             <w:pPr>
               <w:spacing w:after="20" w:before="0"/>
             </w:pPr>
-            <w:hyperlink w:history="1" r:id="rIdewnmen8dtkdtms0iric6f">
+            <w:hyperlink w:history="1" r:id="rIdybbukdgeexjiqi6ecyehp">
               <w:r>
                 <w:rPr>
                   <w:rFonts w:ascii="Arial" w:cs="Arial" w:eastAsia="Arial" w:hAnsi="Arial"/>
@@ -14017,7 +14017,7 @@
               <w:spacing w:after="10" w:before="0"/>
               <w:ind w:left="120"/>
             </w:pPr>
-            <w:hyperlink w:history="1" r:id="rId0_ty2yusdm1rcy8-pg-bu">
+            <w:hyperlink w:history="1" r:id="rIdmpi4v4ky3muvcij4wym5p">
               <w:r>
                 <w:rPr>
                   <w:rFonts w:ascii="Arial" w:cs="Arial" w:eastAsia="Arial" w:hAnsi="Arial"/>
@@ -14062,7 +14062,7 @@
             <w:pPr>
               <w:spacing w:after="20" w:before="0"/>
             </w:pPr>
-            <w:hyperlink w:history="1" r:id="rIdnzvme2cyp5nhn0gzllcjm">
+            <w:hyperlink w:history="1" r:id="rIdwyt-vcjgzijzrw-cnhz8f">
               <w:r>
                 <w:rPr>
                   <w:rFonts w:ascii="Arial" w:cs="Arial" w:eastAsia="Arial" w:hAnsi="Arial"/>
@@ -14111,7 +14111,7 @@
               <w:spacing w:after="10" w:before="0"/>
               <w:ind w:left="120"/>
             </w:pPr>
-            <w:hyperlink w:history="1" r:id="rIdditmr8fnzdj_ha7ilt55i">
+            <w:hyperlink w:history="1" r:id="rIdlew4zde90h8hyxw2gnord">
               <w:r>
                 <w:rPr>
                   <w:rFonts w:ascii="Arial" w:cs="Arial" w:eastAsia="Arial" w:hAnsi="Arial"/>
@@ -14636,7 +14636,7 @@
         </w:rPr>
         <w:t xml:space="preserve">© 2026 SeaVuria and ARES. Aligned with KICD objectives. Developed by SeaVuria; technical implementation by ARES (with AI assistance from Claude). Licensed under </w:t>
       </w:r>
-      <w:hyperlink w:history="1" r:id="rIdidkzknnjnttjrd-gzvpop">
+      <w:hyperlink w:history="1" r:id="rIdsrmty4vkmge_qpk22q9iv">
         <w:r>
           <w:rPr>
             <w:rFonts w:ascii="Arial" w:cs="Arial" w:eastAsia="Arial" w:hAnsi="Arial"/>
@@ -14657,7 +14657,7 @@
         </w:rPr>
         <w:t xml:space="preserve"> (</w:t>
       </w:r>
-      <w:hyperlink w:history="1" r:id="rIdbkmnujc9zougz80k76s24">
+      <w:hyperlink w:history="1" r:id="rIdg3nxh6v8ndcxkt3idz1h_">
         <w:r>
           <w:rPr>
             <w:rFonts w:ascii="Arial" w:cs="Arial" w:eastAsia="Arial" w:hAnsi="Arial"/>
@@ -15697,7 +15697,7 @@
             <w:pPr>
               <w:spacing w:after="20" w:before="0"/>
             </w:pPr>
-            <w:hyperlink w:history="1" r:id="rIdf84g2swdpkukae-ozstor">
+            <w:hyperlink w:history="1" r:id="rId3zvczgiissx9hnrphcefo">
               <w:r>
                 <w:rPr>
                   <w:rFonts w:ascii="Arial" w:cs="Arial" w:eastAsia="Arial" w:hAnsi="Arial"/>
@@ -15730,7 +15730,7 @@
               <w:spacing w:after="10" w:before="0"/>
               <w:ind w:left="120"/>
             </w:pPr>
-            <w:hyperlink w:history="1" r:id="rIdo_7mkyhllqzzqpr2fr_sj">
+            <w:hyperlink w:history="1" r:id="rId5sdr6_ehpg8x0awnnzkp6">
               <w:r>
                 <w:rPr>
                   <w:rFonts w:ascii="Arial" w:cs="Arial" w:eastAsia="Arial" w:hAnsi="Arial"/>
@@ -15775,7 +15775,7 @@
             <w:pPr>
               <w:spacing w:after="20" w:before="0"/>
             </w:pPr>
-            <w:hyperlink w:history="1" r:id="rIdefyba29kq8t8qq3f7rmdw">
+            <w:hyperlink w:history="1" r:id="rIdutbuikdlfjcdexjiqgft_">
               <w:r>
                 <w:rPr>
                   <w:rFonts w:ascii="Arial" w:cs="Arial" w:eastAsia="Arial" w:hAnsi="Arial"/>
@@ -15808,7 +15808,7 @@
               <w:spacing w:after="10" w:before="0"/>
               <w:ind w:left="120"/>
             </w:pPr>
-            <w:hyperlink w:history="1" r:id="rIduggrarcezcg-pntux5h8q">
+            <w:hyperlink w:history="1" r:id="rIdbs2xpy6omv-to0cr9mjqo">
               <w:r>
                 <w:rPr>
                   <w:rFonts w:ascii="Arial" w:cs="Arial" w:eastAsia="Arial" w:hAnsi="Arial"/>
@@ -16008,7 +16008,7 @@
             <w:pPr>
               <w:spacing w:after="20" w:before="0"/>
             </w:pPr>
-            <w:hyperlink w:history="1" r:id="rIdwr3c-eceie7jxeviias2w">
+            <w:hyperlink w:history="1" r:id="rIdg0jankyjuexglr8yfizye">
               <w:r>
                 <w:rPr>
                   <w:rFonts w:ascii="Arial" w:cs="Arial" w:eastAsia="Arial" w:hAnsi="Arial"/>
@@ -16041,7 +16041,7 @@
               <w:spacing w:after="10" w:before="0"/>
               <w:ind w:left="120"/>
             </w:pPr>
-            <w:hyperlink w:history="1" r:id="rId-fnjpdoixpeqadatn2iqv">
+            <w:hyperlink w:history="1" r:id="rIdeaynkvf7err7-ilq0l8lo">
               <w:r>
                 <w:rPr>
                   <w:rFonts w:ascii="Arial" w:cs="Arial" w:eastAsia="Arial" w:hAnsi="Arial"/>
@@ -16086,7 +16086,7 @@
             <w:pPr>
               <w:spacing w:after="20" w:before="0"/>
             </w:pPr>
-            <w:hyperlink w:history="1" r:id="rIddaif3w4gzbaykt727xl1w">
+            <w:hyperlink w:history="1" r:id="rIdpjmd3gzdjj0ho59iehoeb">
               <w:r>
                 <w:rPr>
                   <w:rFonts w:ascii="Arial" w:cs="Arial" w:eastAsia="Arial" w:hAnsi="Arial"/>
@@ -16119,7 +16119,7 @@
               <w:spacing w:after="10" w:before="0"/>
               <w:ind w:left="120"/>
             </w:pPr>
-            <w:hyperlink w:history="1" r:id="rIdvoeetjxsqx3wkd1nxc3xz">
+            <w:hyperlink w:history="1" r:id="rIdklnu3ixgju_p9hkiw2cfn">
               <w:r>
                 <w:rPr>
                   <w:rFonts w:ascii="Arial" w:cs="Arial" w:eastAsia="Arial" w:hAnsi="Arial"/>
@@ -16319,7 +16319,7 @@
             <w:pPr>
               <w:spacing w:after="20" w:before="0"/>
             </w:pPr>
-            <w:hyperlink w:history="1" r:id="rIdosthwovumk4_jnwqflu_l">
+            <w:hyperlink w:history="1" r:id="rId6jtuwq9k1hpx-tdgeg2zn">
               <w:r>
                 <w:rPr>
                   <w:rFonts w:ascii="Arial" w:cs="Arial" w:eastAsia="Arial" w:hAnsi="Arial"/>
@@ -16352,7 +16352,7 @@
               <w:spacing w:after="10" w:before="0"/>
               <w:ind w:left="120"/>
             </w:pPr>
-            <w:hyperlink w:history="1" r:id="rIdj2gr0udvjflxmyi1--u9g">
+            <w:hyperlink w:history="1" r:id="rIdtsniobph9gd5evqq_ok3z">
               <w:r>
                 <w:rPr>
                   <w:rFonts w:ascii="Arial" w:cs="Arial" w:eastAsia="Arial" w:hAnsi="Arial"/>
@@ -16397,7 +16397,7 @@
             <w:pPr>
               <w:spacing w:after="20" w:before="0"/>
             </w:pPr>
-            <w:hyperlink w:history="1" r:id="rId3l8p5djwboreak4yyyubl">
+            <w:hyperlink w:history="1" r:id="rIdtt8k8qxg9mvqdsxh1ikdu">
               <w:r>
                 <w:rPr>
                   <w:rFonts w:ascii="Arial" w:cs="Arial" w:eastAsia="Arial" w:hAnsi="Arial"/>
@@ -16430,7 +16430,7 @@
               <w:spacing w:after="10" w:before="0"/>
               <w:ind w:left="120"/>
             </w:pPr>
-            <w:hyperlink w:history="1" r:id="rIdxjejvb0kqvnczr_ttqrts">
+            <w:hyperlink w:history="1" r:id="rIdy1vnvqi5fh3unvkkklgw8">
               <w:r>
                 <w:rPr>
                   <w:rFonts w:ascii="Arial" w:cs="Arial" w:eastAsia="Arial" w:hAnsi="Arial"/>
@@ -16630,7 +16630,7 @@
             <w:pPr>
               <w:spacing w:after="20" w:before="0"/>
             </w:pPr>
-            <w:hyperlink w:history="1" r:id="rIdariwdtmf1pemc1hxkqrxu">
+            <w:hyperlink w:history="1" r:id="rIdqc2vi-erkm1ck4xdue_tu">
               <w:r>
                 <w:rPr>
                   <w:rFonts w:ascii="Arial" w:cs="Arial" w:eastAsia="Arial" w:hAnsi="Arial"/>
@@ -16663,7 +16663,7 @@
               <w:spacing w:after="10" w:before="0"/>
               <w:ind w:left="120"/>
             </w:pPr>
-            <w:hyperlink w:history="1" r:id="rIds38g5lfndvyt5ayv58yrj">
+            <w:hyperlink w:history="1" r:id="rId4qej7n0tbclemdy1cdtfh">
               <w:r>
                 <w:rPr>
                   <w:rFonts w:ascii="Arial" w:cs="Arial" w:eastAsia="Arial" w:hAnsi="Arial"/>
@@ -16708,7 +16708,7 @@
             <w:pPr>
               <w:spacing w:after="20" w:before="0"/>
             </w:pPr>
-            <w:hyperlink w:history="1" r:id="rIdg-utngx01rlc0g4sqcpjh">
+            <w:hyperlink w:history="1" r:id="rIdl2a2qc583suhn6s2sk1e3">
               <w:r>
                 <w:rPr>
                   <w:rFonts w:ascii="Arial" w:cs="Arial" w:eastAsia="Arial" w:hAnsi="Arial"/>
@@ -16741,7 +16741,7 @@
               <w:spacing w:after="10" w:before="0"/>
               <w:ind w:left="120"/>
             </w:pPr>
-            <w:hyperlink w:history="1" r:id="rIdjx_batiu9yz845gb8edjh">
+            <w:hyperlink w:history="1" r:id="rIdfd3cs2lifya886uhvdxko">
               <w:r>
                 <w:rPr>
                   <w:rFonts w:ascii="Arial" w:cs="Arial" w:eastAsia="Arial" w:hAnsi="Arial"/>
@@ -16941,7 +16941,7 @@
             <w:pPr>
               <w:spacing w:after="20" w:before="0"/>
             </w:pPr>
-            <w:hyperlink w:history="1" r:id="rId5kuzes6nxjixv5ncon_fx">
+            <w:hyperlink w:history="1" r:id="rIdb2w7nmabjtvug0-vmu7bd">
               <w:r>
                 <w:rPr>
                   <w:rFonts w:ascii="Arial" w:cs="Arial" w:eastAsia="Arial" w:hAnsi="Arial"/>
@@ -16974,7 +16974,7 @@
               <w:spacing w:after="10" w:before="0"/>
               <w:ind w:left="120"/>
             </w:pPr>
-            <w:hyperlink w:history="1" r:id="rIdb1pa37etrt7ksprdlsjzc">
+            <w:hyperlink w:history="1" r:id="rIdazfwcpqjkfaqsx3k45q49">
               <w:r>
                 <w:rPr>
                   <w:rFonts w:ascii="Arial" w:cs="Arial" w:eastAsia="Arial" w:hAnsi="Arial"/>
@@ -17019,7 +17019,7 @@
             <w:pPr>
               <w:spacing w:after="20" w:before="0"/>
             </w:pPr>
-            <w:hyperlink w:history="1" r:id="rIdvfqfvrmtjgv9-suojwzml">
+            <w:hyperlink w:history="1" r:id="rIdfvkveuy4pynui4yto9kel">
               <w:r>
                 <w:rPr>
                   <w:rFonts w:ascii="Arial" w:cs="Arial" w:eastAsia="Arial" w:hAnsi="Arial"/>
@@ -17068,7 +17068,7 @@
               <w:spacing w:after="10" w:before="0"/>
               <w:ind w:left="120"/>
             </w:pPr>
-            <w:hyperlink w:history="1" r:id="rId0_hwnwgbuifvxejs5ttez">
+            <w:hyperlink w:history="1" r:id="rIdeffp-rma7i0osryysafzb">
               <w:r>
                 <w:rPr>
                   <w:rFonts w:ascii="Arial" w:cs="Arial" w:eastAsia="Arial" w:hAnsi="Arial"/>
@@ -17593,7 +17593,7 @@
         </w:rPr>
         <w:t xml:space="preserve">© 2026 SeaVuria and ARES. Aligned with KICD objectives. Developed by SeaVuria; technical implementation by ARES (with AI assistance from Claude). Licensed under </w:t>
       </w:r>
-      <w:hyperlink w:history="1" r:id="rIdt7fmsid7n2uvme-m-adhx">
+      <w:hyperlink w:history="1" r:id="rId-fm8wjirkoqhbm1ynlgtk">
         <w:r>
           <w:rPr>
             <w:rFonts w:ascii="Arial" w:cs="Arial" w:eastAsia="Arial" w:hAnsi="Arial"/>
@@ -17614,7 +17614,7 @@
         </w:rPr>
         <w:t xml:space="preserve"> (</w:t>
       </w:r>
-      <w:hyperlink w:history="1" r:id="rId1ya6gve4ivr9qkibh5y_6">
+      <w:hyperlink w:history="1" r:id="rIda8yy_otijnnsfpcbxqm2i">
         <w:r>
           <w:rPr>
             <w:rFonts w:ascii="Arial" w:cs="Arial" w:eastAsia="Arial" w:hAnsi="Arial"/>
@@ -18654,7 +18654,7 @@
             <w:pPr>
               <w:spacing w:after="20" w:before="0"/>
             </w:pPr>
-            <w:hyperlink w:history="1" r:id="rIdrvjude08r2b1qynne_kpg">
+            <w:hyperlink w:history="1" r:id="rIdhuanj668ji_tdrshudowp">
               <w:r>
                 <w:rPr>
                   <w:rFonts w:ascii="Arial" w:cs="Arial" w:eastAsia="Arial" w:hAnsi="Arial"/>
@@ -18687,7 +18687,7 @@
               <w:spacing w:after="10" w:before="0"/>
               <w:ind w:left="120"/>
             </w:pPr>
-            <w:hyperlink w:history="1" r:id="rIdiktt5ial69m6elvgnq68x">
+            <w:hyperlink w:history="1" r:id="rIdiuwioyi1dhtrz0jwhpcut">
               <w:r>
                 <w:rPr>
                   <w:rFonts w:ascii="Arial" w:cs="Arial" w:eastAsia="Arial" w:hAnsi="Arial"/>
@@ -18732,7 +18732,7 @@
             <w:pPr>
               <w:spacing w:after="20" w:before="0"/>
             </w:pPr>
-            <w:hyperlink w:history="1" r:id="rId_7pbpb0okifczc-f7cq3a">
+            <w:hyperlink w:history="1" r:id="rIdikbargbbg8bxsos7zcu0j">
               <w:r>
                 <w:rPr>
                   <w:rFonts w:ascii="Arial" w:cs="Arial" w:eastAsia="Arial" w:hAnsi="Arial"/>
@@ -18765,7 +18765,7 @@
               <w:spacing w:after="10" w:before="0"/>
               <w:ind w:left="120"/>
             </w:pPr>
-            <w:hyperlink w:history="1" r:id="rIducu_9xtkuami8w6dvslnf">
+            <w:hyperlink w:history="1" r:id="rId7vzb7kyqs_z6ta1n5q1mk">
               <w:r>
                 <w:rPr>
                   <w:rFonts w:ascii="Arial" w:cs="Arial" w:eastAsia="Arial" w:hAnsi="Arial"/>
@@ -18965,7 +18965,7 @@
             <w:pPr>
               <w:spacing w:after="20" w:before="0"/>
             </w:pPr>
-            <w:hyperlink w:history="1" r:id="rIdvcztq_d1jb5nmkrjwqwob">
+            <w:hyperlink w:history="1" r:id="rIdkfutxtc9q2xan5m0w6mlj">
               <w:r>
                 <w:rPr>
                   <w:rFonts w:ascii="Arial" w:cs="Arial" w:eastAsia="Arial" w:hAnsi="Arial"/>
@@ -18998,7 +18998,7 @@
               <w:spacing w:after="10" w:before="0"/>
               <w:ind w:left="120"/>
             </w:pPr>
-            <w:hyperlink w:history="1" r:id="rIdkqk1ehezo2tymnhqsjhrb">
+            <w:hyperlink w:history="1" r:id="rIdzwaeegny-7p0h3xrmypc9">
               <w:r>
                 <w:rPr>
                   <w:rFonts w:ascii="Arial" w:cs="Arial" w:eastAsia="Arial" w:hAnsi="Arial"/>
@@ -19043,7 +19043,7 @@
             <w:pPr>
               <w:spacing w:after="20" w:before="0"/>
             </w:pPr>
-            <w:hyperlink w:history="1" r:id="rIdoqrerdwlampovjoeclqvp">
+            <w:hyperlink w:history="1" r:id="rIdopwzfvbu04u4jqs3hjfq9">
               <w:r>
                 <w:rPr>
                   <w:rFonts w:ascii="Arial" w:cs="Arial" w:eastAsia="Arial" w:hAnsi="Arial"/>
@@ -19076,7 +19076,7 @@
               <w:spacing w:after="10" w:before="0"/>
               <w:ind w:left="120"/>
             </w:pPr>
-            <w:hyperlink w:history="1" r:id="rIda8n6nmo3d3bmt2q-arbcf">
+            <w:hyperlink w:history="1" r:id="rIdmglg_kckduj3otmt6usi2">
               <w:r>
                 <w:rPr>
                   <w:rFonts w:ascii="Arial" w:cs="Arial" w:eastAsia="Arial" w:hAnsi="Arial"/>
@@ -19276,7 +19276,7 @@
             <w:pPr>
               <w:spacing w:after="20" w:before="0"/>
             </w:pPr>
-            <w:hyperlink w:history="1" r:id="rIdxtvnsaotm40pwwjnphro-">
+            <w:hyperlink w:history="1" r:id="rIds-cxxw7tb1bm_dawqj4ut">
               <w:r>
                 <w:rPr>
                   <w:rFonts w:ascii="Arial" w:cs="Arial" w:eastAsia="Arial" w:hAnsi="Arial"/>
@@ -19309,7 +19309,7 @@
               <w:spacing w:after="10" w:before="0"/>
               <w:ind w:left="120"/>
             </w:pPr>
-            <w:hyperlink w:history="1" r:id="rIdwu1exrq6wduxmwm_rzoke">
+            <w:hyperlink w:history="1" r:id="rId0hzafedudkjjt_nayw4uy">
               <w:r>
                 <w:rPr>
                   <w:rFonts w:ascii="Arial" w:cs="Arial" w:eastAsia="Arial" w:hAnsi="Arial"/>
@@ -19354,7 +19354,7 @@
             <w:pPr>
               <w:spacing w:after="20" w:before="0"/>
             </w:pPr>
-            <w:hyperlink w:history="1" r:id="rIdyegapa2tbdojgjkeasgow">
+            <w:hyperlink w:history="1" r:id="rIdbxvrkzr_lieg3qh8ytk58">
               <w:r>
                 <w:rPr>
                   <w:rFonts w:ascii="Arial" w:cs="Arial" w:eastAsia="Arial" w:hAnsi="Arial"/>
@@ -19387,7 +19387,7 @@
               <w:spacing w:after="10" w:before="0"/>
               <w:ind w:left="120"/>
             </w:pPr>
-            <w:hyperlink w:history="1" r:id="rIdfwy8wpxczlxfqni2ybamb">
+            <w:hyperlink w:history="1" r:id="rIdy4_kbdcudqyjfgbdqrerx">
               <w:r>
                 <w:rPr>
                   <w:rFonts w:ascii="Arial" w:cs="Arial" w:eastAsia="Arial" w:hAnsi="Arial"/>
@@ -19587,7 +19587,7 @@
             <w:pPr>
               <w:spacing w:after="20" w:before="0"/>
             </w:pPr>
-            <w:hyperlink w:history="1" r:id="rIdru73-akhzufd2rkkfj651">
+            <w:hyperlink w:history="1" r:id="rIdukai8fcznuesbnh6pg9au">
               <w:r>
                 <w:rPr>
                   <w:rFonts w:ascii="Arial" w:cs="Arial" w:eastAsia="Arial" w:hAnsi="Arial"/>
@@ -19620,7 +19620,7 @@
               <w:spacing w:after="10" w:before="0"/>
               <w:ind w:left="120"/>
             </w:pPr>
-            <w:hyperlink w:history="1" r:id="rIdugbw8b3locmyrsxi6sof3">
+            <w:hyperlink w:history="1" r:id="rIdhilbe-2hhi3-lb1ogb7kp">
               <w:r>
                 <w:rPr>
                   <w:rFonts w:ascii="Arial" w:cs="Arial" w:eastAsia="Arial" w:hAnsi="Arial"/>
@@ -19665,7 +19665,7 @@
             <w:pPr>
               <w:spacing w:after="20" w:before="0"/>
             </w:pPr>
-            <w:hyperlink w:history="1" r:id="rIdzhj7oykt7etfwhlriqd5h">
+            <w:hyperlink w:history="1" r:id="rIdif17li787vc9yste440ah">
               <w:r>
                 <w:rPr>
                   <w:rFonts w:ascii="Arial" w:cs="Arial" w:eastAsia="Arial" w:hAnsi="Arial"/>
@@ -19698,7 +19698,7 @@
               <w:spacing w:after="10" w:before="0"/>
               <w:ind w:left="120"/>
             </w:pPr>
-            <w:hyperlink w:history="1" r:id="rIdciondqrzvbg0n_unfp76q">
+            <w:hyperlink w:history="1" r:id="rIdjjmwzf5gar07xylmx0wdh">
               <w:r>
                 <w:rPr>
                   <w:rFonts w:ascii="Arial" w:cs="Arial" w:eastAsia="Arial" w:hAnsi="Arial"/>
@@ -19898,7 +19898,7 @@
             <w:pPr>
               <w:spacing w:after="20" w:before="0"/>
             </w:pPr>
-            <w:hyperlink w:history="1" r:id="rIdhzgqsctkbdfys5-x_vhhl">
+            <w:hyperlink w:history="1" r:id="rIdcgf-k6cgqk2ihv9qcdhe8">
               <w:r>
                 <w:rPr>
                   <w:rFonts w:ascii="Arial" w:cs="Arial" w:eastAsia="Arial" w:hAnsi="Arial"/>
@@ -19931,7 +19931,7 @@
               <w:spacing w:after="10" w:before="0"/>
               <w:ind w:left="120"/>
             </w:pPr>
-            <w:hyperlink w:history="1" r:id="rIdtggqbnwbpnhlpgdesbfiq">
+            <w:hyperlink w:history="1" r:id="rIdngbcma9fwih_ub6quzxd0">
               <w:r>
                 <w:rPr>
                   <w:rFonts w:ascii="Arial" w:cs="Arial" w:eastAsia="Arial" w:hAnsi="Arial"/>
@@ -19976,7 +19976,7 @@
             <w:pPr>
               <w:spacing w:after="20" w:before="0"/>
             </w:pPr>
-            <w:hyperlink w:history="1" r:id="rIdcdvnreclzygl3-mvio5hb">
+            <w:hyperlink w:history="1" r:id="rIdvufkh0xa-rwp_ownq8bfb">
               <w:r>
                 <w:rPr>
                   <w:rFonts w:ascii="Arial" w:cs="Arial" w:eastAsia="Arial" w:hAnsi="Arial"/>
@@ -20025,7 +20025,7 @@
               <w:spacing w:after="10" w:before="0"/>
               <w:ind w:left="120"/>
             </w:pPr>
-            <w:hyperlink w:history="1" r:id="rIdlcdcb-bz3_9ly8pcbmws6">
+            <w:hyperlink w:history="1" r:id="rIdf8fh7qzhlrncucmcg50i5">
               <w:r>
                 <w:rPr>
                   <w:rFonts w:ascii="Arial" w:cs="Arial" w:eastAsia="Arial" w:hAnsi="Arial"/>
@@ -20550,7 +20550,7 @@
         </w:rPr>
         <w:t xml:space="preserve">© 2026 SeaVuria and ARES. Aligned with KICD objectives. Developed by SeaVuria; technical implementation by ARES (with AI assistance from Claude). Licensed under </w:t>
       </w:r>
-      <w:hyperlink w:history="1" r:id="rIdibv3-grnfl1ygtkz-fpve">
+      <w:hyperlink w:history="1" r:id="rIda-jh6ddqeimekilfarsd0">
         <w:r>
           <w:rPr>
             <w:rFonts w:ascii="Arial" w:cs="Arial" w:eastAsia="Arial" w:hAnsi="Arial"/>
@@ -20571,7 +20571,7 @@
         </w:rPr>
         <w:t xml:space="preserve"> (</w:t>
       </w:r>
-      <w:hyperlink w:history="1" r:id="rIdb9juvfjj6lz1ybayhgoks">
+      <w:hyperlink w:history="1" r:id="rIdypnphvb8tevhvvz_xwfiy">
         <w:r>
           <w:rPr>
             <w:rFonts w:ascii="Arial" w:cs="Arial" w:eastAsia="Arial" w:hAnsi="Arial"/>
@@ -21611,7 +21611,7 @@
             <w:pPr>
               <w:spacing w:after="20" w:before="0"/>
             </w:pPr>
-            <w:hyperlink w:history="1" r:id="rIdcme-7ji6nxg2ylgayttfu">
+            <w:hyperlink w:history="1" r:id="rIdmydz0eawy1nppqubnf6g9">
               <w:r>
                 <w:rPr>
                   <w:rFonts w:ascii="Arial" w:cs="Arial" w:eastAsia="Arial" w:hAnsi="Arial"/>
@@ -21644,7 +21644,7 @@
               <w:spacing w:after="10" w:before="0"/>
               <w:ind w:left="120"/>
             </w:pPr>
-            <w:hyperlink w:history="1" r:id="rIdg06emtkbl2kuitg-s-meu">
+            <w:hyperlink w:history="1" r:id="rIdbzkhrukym1ti0bamnau7e">
               <w:r>
                 <w:rPr>
                   <w:rFonts w:ascii="Arial" w:cs="Arial" w:eastAsia="Arial" w:hAnsi="Arial"/>
@@ -21689,7 +21689,7 @@
             <w:pPr>
               <w:spacing w:after="20" w:before="0"/>
             </w:pPr>
-            <w:hyperlink w:history="1" r:id="rIdkskdioqc3m0wwpal__sdg">
+            <w:hyperlink w:history="1" r:id="rIdrjon1ej6b47qbotw5a5yw">
               <w:r>
                 <w:rPr>
                   <w:rFonts w:ascii="Arial" w:cs="Arial" w:eastAsia="Arial" w:hAnsi="Arial"/>
@@ -21722,7 +21722,7 @@
               <w:spacing w:after="10" w:before="0"/>
               <w:ind w:left="120"/>
             </w:pPr>
-            <w:hyperlink w:history="1" r:id="rIdep5cfyezvcgvfrjgo5ys-">
+            <w:hyperlink w:history="1" r:id="rId8t5yyt-q24ndckd8gee0j">
               <w:r>
                 <w:rPr>
                   <w:rFonts w:ascii="Arial" w:cs="Arial" w:eastAsia="Arial" w:hAnsi="Arial"/>
@@ -21922,7 +21922,7 @@
             <w:pPr>
               <w:spacing w:after="20" w:before="0"/>
             </w:pPr>
-            <w:hyperlink w:history="1" r:id="rIdasy5xqticyx1ghmiadlyy">
+            <w:hyperlink w:history="1" r:id="rIde1u5g-6xe6gohjumad58y">
               <w:r>
                 <w:rPr>
                   <w:rFonts w:ascii="Arial" w:cs="Arial" w:eastAsia="Arial" w:hAnsi="Arial"/>
@@ -21955,7 +21955,7 @@
               <w:spacing w:after="10" w:before="0"/>
               <w:ind w:left="120"/>
             </w:pPr>
-            <w:hyperlink w:history="1" r:id="rIdxjkji4nfy5ibql8ivo7qa">
+            <w:hyperlink w:history="1" r:id="rIddxudjpgg-q1aazxm8pnmi">
               <w:r>
                 <w:rPr>
                   <w:rFonts w:ascii="Arial" w:cs="Arial" w:eastAsia="Arial" w:hAnsi="Arial"/>
@@ -22000,7 +22000,7 @@
             <w:pPr>
               <w:spacing w:after="20" w:before="0"/>
             </w:pPr>
-            <w:hyperlink w:history="1" r:id="rId0cb1b5kkptsu5yqtveqpe">
+            <w:hyperlink w:history="1" r:id="rIdbndvn2im_1gn5zd8aew5_">
               <w:r>
                 <w:rPr>
                   <w:rFonts w:ascii="Arial" w:cs="Arial" w:eastAsia="Arial" w:hAnsi="Arial"/>
@@ -22033,7 +22033,7 @@
               <w:spacing w:after="10" w:before="0"/>
               <w:ind w:left="120"/>
             </w:pPr>
-            <w:hyperlink w:history="1" r:id="rIdxd6tpc4n1f2v9bmafs5mf">
+            <w:hyperlink w:history="1" r:id="rIdyjevpvog3ykgmjed0c7qu">
               <w:r>
                 <w:rPr>
                   <w:rFonts w:ascii="Arial" w:cs="Arial" w:eastAsia="Arial" w:hAnsi="Arial"/>
@@ -22233,7 +22233,7 @@
             <w:pPr>
               <w:spacing w:after="20" w:before="0"/>
             </w:pPr>
-            <w:hyperlink w:history="1" r:id="rIdrwxojl0cz1sg0way9pfnw">
+            <w:hyperlink w:history="1" r:id="rId-kn96ojdx-k0yb32hcy8y">
               <w:r>
                 <w:rPr>
                   <w:rFonts w:ascii="Arial" w:cs="Arial" w:eastAsia="Arial" w:hAnsi="Arial"/>
@@ -22282,7 +22282,7 @@
               <w:spacing w:after="10" w:before="0"/>
               <w:ind w:left="120"/>
             </w:pPr>
-            <w:hyperlink w:history="1" r:id="rId8b9v1skcnylgf0btf216j">
+            <w:hyperlink w:history="1" r:id="rId8kydy5lszubmwflk8-xas">
               <w:r>
                 <w:rPr>
                   <w:rFonts w:ascii="Arial" w:cs="Arial" w:eastAsia="Arial" w:hAnsi="Arial"/>
@@ -22327,7 +22327,7 @@
             <w:pPr>
               <w:spacing w:after="20" w:before="0"/>
             </w:pPr>
-            <w:hyperlink w:history="1" r:id="rIdhjmu2jsmwel2nlnwxb5ti">
+            <w:hyperlink w:history="1" r:id="rIdqe1vw7mxh3d6tstutlfse">
               <w:r>
                 <w:rPr>
                   <w:rFonts w:ascii="Arial" w:cs="Arial" w:eastAsia="Arial" w:hAnsi="Arial"/>
@@ -22376,7 +22376,7 @@
               <w:spacing w:after="10" w:before="0"/>
               <w:ind w:left="120"/>
             </w:pPr>
-            <w:hyperlink w:history="1" r:id="rIdygo8ig3z9fxpicpmmqb5d">
+            <w:hyperlink w:history="1" r:id="rIdxun0a1dzkzld2c9jhz4qg">
               <w:r>
                 <w:rPr>
                   <w:rFonts w:ascii="Arial" w:cs="Arial" w:eastAsia="Arial" w:hAnsi="Arial"/>
@@ -22576,7 +22576,7 @@
             <w:pPr>
               <w:spacing w:after="20" w:before="0"/>
             </w:pPr>
-            <w:hyperlink w:history="1" r:id="rIdpaq9hldbmoceghm4csxxz">
+            <w:hyperlink w:history="1" r:id="rIdocnt2xfv0f5h6uh_uhvvm">
               <w:r>
                 <w:rPr>
                   <w:rFonts w:ascii="Arial" w:cs="Arial" w:eastAsia="Arial" w:hAnsi="Arial"/>
@@ -22625,7 +22625,7 @@
               <w:spacing w:after="10" w:before="0"/>
               <w:ind w:left="120"/>
             </w:pPr>
-            <w:hyperlink w:history="1" r:id="rIdkpdpagjo_uhbbup93mt7m">
+            <w:hyperlink w:history="1" r:id="rId75j11ifum4tcrwaa3afxc">
               <w:r>
                 <w:rPr>
                   <w:rFonts w:ascii="Arial" w:cs="Arial" w:eastAsia="Arial" w:hAnsi="Arial"/>
@@ -22670,7 +22670,7 @@
             <w:pPr>
               <w:spacing w:after="20" w:before="0"/>
             </w:pPr>
-            <w:hyperlink w:history="1" r:id="rIdefmmjdlfhquqkh4gugyct">
+            <w:hyperlink w:history="1" r:id="rIdznr66lvtu1xrpm8rg5hx7">
               <w:r>
                 <w:rPr>
                   <w:rFonts w:ascii="Arial" w:cs="Arial" w:eastAsia="Arial" w:hAnsi="Arial"/>
@@ -22719,7 +22719,7 @@
               <w:spacing w:after="10" w:before="0"/>
               <w:ind w:left="120"/>
             </w:pPr>
-            <w:hyperlink w:history="1" r:id="rIdmrtfpxcrtfol1fvl86t8t">
+            <w:hyperlink w:history="1" r:id="rIdzfzxcvywuaye6mkqden2f">
               <w:r>
                 <w:rPr>
                   <w:rFonts w:ascii="Arial" w:cs="Arial" w:eastAsia="Arial" w:hAnsi="Arial"/>
@@ -22919,7 +22919,7 @@
             <w:pPr>
               <w:spacing w:after="20" w:before="0"/>
             </w:pPr>
-            <w:hyperlink w:history="1" r:id="rIdgfhoh6pcl0lkfzjqdodhq">
+            <w:hyperlink w:history="1" r:id="rIdeht8mr2nqqnk8_qeuq-0c">
               <w:r>
                 <w:rPr>
                   <w:rFonts w:ascii="Arial" w:cs="Arial" w:eastAsia="Arial" w:hAnsi="Arial"/>
@@ -22968,7 +22968,7 @@
               <w:spacing w:after="10" w:before="0"/>
               <w:ind w:left="120"/>
             </w:pPr>
-            <w:hyperlink w:history="1" r:id="rIdu2flzcigpca3jxt_bwwms">
+            <w:hyperlink w:history="1" r:id="rIdbijs9zxhzdaxh6yrpkxok">
               <w:r>
                 <w:rPr>
                   <w:rFonts w:ascii="Arial" w:cs="Arial" w:eastAsia="Arial" w:hAnsi="Arial"/>
@@ -23013,7 +23013,7 @@
             <w:pPr>
               <w:spacing w:after="20" w:before="0"/>
             </w:pPr>
-            <w:hyperlink w:history="1" r:id="rIdudonnkeyng50tzrvg17vy">
+            <w:hyperlink w:history="1" r:id="rIdrfnn6dpjuxnizcn0od6rv">
               <w:r>
                 <w:rPr>
                   <w:rFonts w:ascii="Arial" w:cs="Arial" w:eastAsia="Arial" w:hAnsi="Arial"/>
@@ -23062,7 +23062,7 @@
               <w:spacing w:after="10" w:before="0"/>
               <w:ind w:left="120"/>
             </w:pPr>
-            <w:hyperlink w:history="1" r:id="rId7zdm4arnx_fm-hneo36da">
+            <w:hyperlink w:history="1" r:id="rIdvmnvdgdohsiivnzwcn7hk">
               <w:r>
                 <w:rPr>
                   <w:rFonts w:ascii="Arial" w:cs="Arial" w:eastAsia="Arial" w:hAnsi="Arial"/>
@@ -23587,7 +23587,7 @@
         </w:rPr>
         <w:t xml:space="preserve">© 2026 SeaVuria and ARES. Aligned with KICD objectives. Developed by SeaVuria; technical implementation by ARES (with AI assistance from Claude). Licensed under </w:t>
       </w:r>
-      <w:hyperlink w:history="1" r:id="rId9xdakae5lffudvtzgjxgs">
+      <w:hyperlink w:history="1" r:id="rIdzyhnotekhybsxcbyoey1-">
         <w:r>
           <w:rPr>
             <w:rFonts w:ascii="Arial" w:cs="Arial" w:eastAsia="Arial" w:hAnsi="Arial"/>
@@ -23608,7 +23608,7 @@
         </w:rPr>
         <w:t xml:space="preserve"> (</w:t>
       </w:r>
-      <w:hyperlink w:history="1" r:id="rIdttz8r_flsczbczgh50fki">
+      <w:hyperlink w:history="1" r:id="rIdg_pfjn1jepmtzqncdcunw">
         <w:r>
           <w:rPr>
             <w:rFonts w:ascii="Arial" w:cs="Arial" w:eastAsia="Arial" w:hAnsi="Arial"/>
